--- a/ky/wisdom-stories/ant-that-carries-water.docx
+++ b/ky/wisdom-stories/ant-that-carries-water.docx
@@ -39,7 +39,7 @@
           <w:sz w:val="22"/>
           <w:lang w:val="ky-KG"/>
         </w:rPr>
-        <w:t>Уламыш боюнча, Немруд (Ыйык Китептеги каарман, Шынар өлкөсүнүн өкүмдары) өзүнүн зулумдугуна тоскоол деп эсептеген Ибрахим пайгамбарды отко ыргытып жазаламак болот. Ал аянттын ортосуна алоолонгон чоң от жагууну буюрат. Алоону көргөн жан-жаныбардын баары качууга шашат.</w:t>
+        <w:t>Уламыш боюнча, Немруд (Ыйык Китепте аты аталган Шынар өкүмдары) өзүнүн зулумдугуна тоскоол деп эсептеген Ибрахим пайгамбарды отко ыргытып жазаламак болот. Ал аянттын ортосуна алоолонгон чоң от жагууну буюрат. Алоону көргөн жан-жаныбардын баары качууга шашат.</w:t>
       </w:r>
     </w:p>
     <w:p>
@@ -189,7 +189,7 @@
           <w:sz w:val="22"/>
           <w:lang w:val="ky-KG"/>
         </w:rPr>
-        <w:t xml:space="preserve">Сабак: </w:t>
+        <w:t>Сабак: Баарын өзгөртүүгө күчүң жетпесе да, акыйкаттан тайба. Кыйынчылыкка кабылган жакыныңдын жанында болуунун өзү баалуу.</w:t>
       </w:r>
       <w:r>
         <w:rPr>
@@ -198,7 +198,6 @@
           <w:sz w:val="22"/>
           <w:lang w:val="ky-KG"/>
         </w:rPr>
-        <w:t>Баарын өзгөртүүгө күчүң жетпесе да, акыйкаттан тайба. Кыйынчылыкка кабылган жакыныңдын жанында болуунун өзү ага чоң дем берет.</w:t>
       </w:r>
     </w:p>
     <w:p>
@@ -218,7 +217,7 @@
           <w:sz w:val="18"/>
           <w:lang w:val="ky-KG"/>
         </w:rPr>
-        <w:t>Окуя ачык интернет булактарынан алынды.</w:t>
+        <w:t>Аңгемелер ачык интернет булактарынан алынган, иллюстрациялар болсо ЖИ менен түзүлгөн.</w:t>
       </w:r>
     </w:p>
     <w:sectPr>
